--- a/Borealis infosheet/Borealis infosheet.docx
+++ b/Borealis infosheet/Borealis infosheet.docx
@@ -114,7 +114,7 @@
       <w:hyperlink r:id="rId8" w:history="1">
         <w:r>
           <w:rPr>
-            <w:rStyle w:val="Hyperlink"/>
+            <w:rStyle w:val="Hyperlien"/>
             <w:rFonts w:ascii="Times New Roman" w:eastAsia="Times New Roman" w:hAnsi="Times New Roman" w:cs="Times New Roman"/>
             <w:lang w:eastAsia="fr-CA"/>
           </w:rPr>
@@ -132,7 +132,7 @@
       <w:hyperlink r:id="rId9" w:history="1">
         <w:r>
           <w:rPr>
-            <w:rStyle w:val="Hyperlink"/>
+            <w:rStyle w:val="Hyperlien"/>
             <w:rFonts w:ascii="Times New Roman" w:eastAsia="Times New Roman" w:hAnsi="Times New Roman" w:cs="Times New Roman"/>
             <w:i/>
             <w:iCs/>
@@ -142,7 +142,7 @@
         </w:r>
         <w:r>
           <w:rPr>
-            <w:rStyle w:val="Hyperlink"/>
+            <w:rStyle w:val="Hyperlien"/>
             <w:rFonts w:ascii="Times New Roman" w:eastAsia="Times New Roman" w:hAnsi="Times New Roman" w:cs="Times New Roman"/>
             <w:lang w:eastAsia="fr-CA"/>
           </w:rPr>
@@ -202,7 +202,7 @@
       <w:hyperlink r:id="rId10" w:history="1">
         <w:r>
           <w:rPr>
-            <w:rStyle w:val="Hyperlink"/>
+            <w:rStyle w:val="Hyperlien"/>
             <w:rFonts w:ascii="Times New Roman" w:eastAsia="Times New Roman" w:hAnsi="Times New Roman" w:cs="Times New Roman"/>
             <w:lang w:eastAsia="fr-CA"/>
           </w:rPr>
@@ -270,7 +270,7 @@
       <w:hyperlink r:id="rId11" w:history="1">
         <w:r>
           <w:rPr>
-            <w:rStyle w:val="Hyperlink"/>
+            <w:rStyle w:val="Hyperlien"/>
             <w:rFonts w:ascii="Times New Roman" w:eastAsia="Times New Roman" w:hAnsi="Times New Roman" w:cs="Times New Roman"/>
             <w:lang w:eastAsia="fr-CA"/>
           </w:rPr>
@@ -296,7 +296,7 @@
       <w:hyperlink r:id="rId12" w:history="1">
         <w:r>
           <w:rPr>
-            <w:rStyle w:val="Hyperlink"/>
+            <w:rStyle w:val="Hyperlien"/>
             <w:rFonts w:ascii="Times New Roman" w:eastAsia="Times New Roman" w:hAnsi="Times New Roman" w:cs="Times New Roman"/>
             <w:lang w:eastAsia="fr-CA"/>
           </w:rPr>
@@ -346,7 +346,7 @@
       <w:hyperlink r:id="rId13" w:anchor="partners" w:history="1">
         <w:r>
           <w:rPr>
-            <w:rStyle w:val="Hyperlink"/>
+            <w:rStyle w:val="Hyperlien"/>
             <w:rFonts w:ascii="Times New Roman" w:eastAsia="Times New Roman" w:hAnsi="Times New Roman" w:cs="Times New Roman"/>
             <w:lang w:eastAsia="fr-CA"/>
           </w:rPr>
@@ -367,25 +367,7 @@
           <w:color w:val="000000"/>
           <w:lang w:eastAsia="fr-CA"/>
         </w:rPr>
-        <w:t xml:space="preserve">Researchers from non-member universities can create a Borealis </w:t>
-      </w:r>
-      <w:proofErr w:type="gramStart"/>
-      <w:r>
-        <w:rPr>
-          <w:rFonts w:ascii="Times New Roman" w:eastAsia="Times New Roman" w:hAnsi="Times New Roman" w:cs="Times New Roman"/>
-          <w:color w:val="000000"/>
-          <w:lang w:eastAsia="fr-CA"/>
-        </w:rPr>
-        <w:t>account, but</w:t>
-      </w:r>
-      <w:proofErr w:type="gramEnd"/>
-      <w:r>
-        <w:rPr>
-          <w:rFonts w:ascii="Times New Roman" w:eastAsia="Times New Roman" w:hAnsi="Times New Roman" w:cs="Times New Roman"/>
-          <w:color w:val="000000"/>
-          <w:lang w:eastAsia="fr-CA"/>
-        </w:rPr>
-        <w:t xml:space="preserve"> may be restricted from accessing or uploading data. Interested members can consult their data librarian to inform them of their interest in Borealis.</w:t>
+        <w:t>Researchers from non-member universities can create a Borealis account, but may be restricted from accessing or uploading data. Interested members can consult their data librarian to inform them of their interest in Borealis.</w:t>
       </w:r>
     </w:p>
     <w:p>
@@ -887,7 +869,7 @@
       <w:hyperlink r:id="rId14" w:history="1">
         <w:r>
           <w:rPr>
-            <w:rStyle w:val="Hyperlink"/>
+            <w:rStyle w:val="Hyperlien"/>
             <w:rFonts w:ascii="Times New Roman" w:eastAsia="Times New Roman" w:hAnsi="Times New Roman" w:cs="Times New Roman"/>
             <w:lang w:eastAsia="fr-CA"/>
           </w:rPr>
@@ -1320,7 +1302,7 @@
       </w:r>
       <w:r>
         <w:rPr>
-          <w:rStyle w:val="FootnoteReference"/>
+          <w:rStyle w:val="Appelnotedebasdep"/>
           <w:rFonts w:ascii="Times New Roman" w:eastAsia="Times New Roman" w:hAnsi="Times New Roman" w:cs="Times New Roman"/>
           <w:color w:val="000000"/>
           <w:lang w:eastAsia="fr-CA"/>
@@ -1401,7 +1383,7 @@
       </w:r>
       <w:r>
         <w:rPr>
-          <w:rStyle w:val="FootnoteReference"/>
+          <w:rStyle w:val="Appelnotedebasdep"/>
           <w:rFonts w:ascii="Times New Roman" w:hAnsi="Times New Roman" w:cs="Times New Roman"/>
           <w:color w:val="333333"/>
           <w:shd w:val="clear" w:color="auto" w:fill="FFFFFF"/>
@@ -1526,7 +1508,7 @@
     </w:p>
     <w:p>
       <w:pPr>
-        <w:pStyle w:val="ListParagraph"/>
+        <w:pStyle w:val="Paragraphedeliste"/>
         <w:numPr>
           <w:ilvl w:val="0"/>
           <w:numId w:val="12"/>
@@ -1548,7 +1530,7 @@
     </w:p>
     <w:p>
       <w:pPr>
-        <w:pStyle w:val="ListParagraph"/>
+        <w:pStyle w:val="Paragraphedeliste"/>
         <w:numPr>
           <w:ilvl w:val="0"/>
           <w:numId w:val="12"/>
@@ -1634,7 +1616,7 @@
     </w:p>
     <w:p>
       <w:pPr>
-        <w:pStyle w:val="ListParagraph"/>
+        <w:pStyle w:val="Paragraphedeliste"/>
         <w:numPr>
           <w:ilvl w:val="0"/>
           <w:numId w:val="12"/>
@@ -1843,7 +1825,7 @@
     </w:p>
     <w:p>
       <w:pPr>
-        <w:pStyle w:val="ListParagraph"/>
+        <w:pStyle w:val="Paragraphedeliste"/>
         <w:numPr>
           <w:ilvl w:val="0"/>
           <w:numId w:val="17"/>
@@ -1889,7 +1871,7 @@
     </w:p>
     <w:p>
       <w:pPr>
-        <w:pStyle w:val="ListParagraph"/>
+        <w:pStyle w:val="Paragraphedeliste"/>
         <w:numPr>
           <w:ilvl w:val="0"/>
           <w:numId w:val="17"/>
@@ -2126,7 +2108,7 @@
       <w:hyperlink r:id="rId15" w:history="1">
         <w:r>
           <w:rPr>
-            <w:rStyle w:val="Hyperlink"/>
+            <w:rStyle w:val="Hyperlien"/>
             <w:rFonts w:ascii="Times New Roman" w:eastAsia="Times New Roman" w:hAnsi="Times New Roman" w:cs="Times New Roman"/>
             <w:lang w:eastAsia="fr-CA"/>
           </w:rPr>
@@ -2232,7 +2214,7 @@
       <w:hyperlink r:id="rId16" w:anchor="partners" w:history="1">
         <w:r>
           <w:rPr>
-            <w:rStyle w:val="Hyperlink"/>
+            <w:rStyle w:val="Hyperlien"/>
             <w:rFonts w:ascii="Times New Roman" w:eastAsia="Times New Roman" w:hAnsi="Times New Roman" w:cs="Times New Roman"/>
             <w:lang w:eastAsia="fr-CA"/>
           </w:rPr>
@@ -2274,7 +2256,7 @@
       <w:hyperlink r:id="rId17" w:history="1">
         <w:r>
           <w:rPr>
-            <w:rStyle w:val="Hyperlink"/>
+            <w:rStyle w:val="Hyperlien"/>
             <w:rFonts w:ascii="Times New Roman" w:eastAsia="Times New Roman" w:hAnsi="Times New Roman" w:cs="Times New Roman"/>
             <w:lang w:eastAsia="fr-CA"/>
           </w:rPr>
@@ -2414,7 +2396,7 @@
       <w:hyperlink r:id="rId18" w:history="1">
         <w:r>
           <w:rPr>
-            <w:rStyle w:val="Hyperlink"/>
+            <w:rStyle w:val="Hyperlien"/>
             <w:rFonts w:ascii="Times New Roman" w:eastAsia="Times New Roman" w:hAnsi="Times New Roman" w:cs="Times New Roman"/>
             <w:lang w:eastAsia="fr-CA"/>
           </w:rPr>
@@ -2503,7 +2485,7 @@
       <w:hyperlink r:id="rId19" w:history="1">
         <w:r>
           <w:rPr>
-            <w:rStyle w:val="Hyperlink"/>
+            <w:rStyle w:val="Hyperlien"/>
             <w:rFonts w:ascii="Times New Roman" w:eastAsia="Times New Roman" w:hAnsi="Times New Roman" w:cs="Times New Roman"/>
             <w:lang w:eastAsia="fr-CA"/>
           </w:rPr>
@@ -2562,7 +2544,7 @@
     </w:p>
     <w:p>
       <w:pPr>
-        <w:pStyle w:val="ListParagraph"/>
+        <w:pStyle w:val="Paragraphedeliste"/>
         <w:numPr>
           <w:ilvl w:val="0"/>
           <w:numId w:val="13"/>
@@ -2584,7 +2566,7 @@
     </w:p>
     <w:p>
       <w:pPr>
-        <w:pStyle w:val="ListParagraph"/>
+        <w:pStyle w:val="Paragraphedeliste"/>
         <w:numPr>
           <w:ilvl w:val="0"/>
           <w:numId w:val="13"/>
@@ -2606,7 +2588,7 @@
     </w:p>
     <w:p>
       <w:pPr>
-        <w:pStyle w:val="ListParagraph"/>
+        <w:pStyle w:val="Paragraphedeliste"/>
         <w:numPr>
           <w:ilvl w:val="0"/>
           <w:numId w:val="13"/>
@@ -2721,23 +2703,7 @@
           <w:color w:val="000000"/>
           <w:lang w:eastAsia="fr-CA"/>
         </w:rPr>
-        <w:t xml:space="preserve"> study participants</w:t>
-      </w:r>
-      <w:r>
-        <w:rPr>
-          <w:rFonts w:ascii="Times New Roman" w:eastAsia="Times New Roman" w:hAnsi="Times New Roman" w:cs="Times New Roman"/>
-          <w:color w:val="000000"/>
-          <w:lang w:eastAsia="fr-CA"/>
-        </w:rPr>
-        <w:t xml:space="preserve"> [flag to add the SD toolkit data de-identification material]</w:t>
-      </w:r>
-      <w:r>
-        <w:rPr>
-          <w:rFonts w:ascii="Times New Roman" w:eastAsia="Times New Roman" w:hAnsi="Times New Roman" w:cs="Times New Roman"/>
-          <w:color w:val="000000"/>
-          <w:lang w:eastAsia="fr-CA"/>
-        </w:rPr>
-        <w:t>.</w:t>
+        <w:t xml:space="preserve"> study participants.</w:t>
       </w:r>
       <w:r>
         <w:rPr>
@@ -2782,7 +2748,7 @@
       <w:hyperlink r:id="rId20" w:anchor="Deaccessioning-a-Published-Dataset" w:history="1">
         <w:r>
           <w:rPr>
-            <w:rStyle w:val="Hyperlink"/>
+            <w:rStyle w:val="Hyperlien"/>
             <w:rFonts w:ascii="Times New Roman" w:eastAsia="Times New Roman" w:hAnsi="Times New Roman" w:cs="Times New Roman"/>
             <w:lang w:eastAsia="fr-CA"/>
           </w:rPr>
@@ -3374,7 +3340,7 @@
     </w:p>
     <w:p>
       <w:pPr>
-        <w:pStyle w:val="Caption"/>
+        <w:pStyle w:val="Lgende"/>
         <w:keepNext/>
       </w:pPr>
       <w:r>
@@ -3556,7 +3522,7 @@
       <w:hyperlink r:id="rId22" w:history="1">
         <w:r>
           <w:rPr>
-            <w:rStyle w:val="Hyperlink"/>
+            <w:rStyle w:val="Hyperlien"/>
             <w:rFonts w:ascii="Times New Roman" w:eastAsia="Times New Roman" w:hAnsi="Times New Roman" w:cs="Times New Roman"/>
             <w:lang w:eastAsia="fr-CA"/>
           </w:rPr>
@@ -3725,7 +3691,7 @@
       <w:hyperlink r:id="rId23" w:history="1">
         <w:r>
           <w:rPr>
-            <w:rStyle w:val="Hyperlink"/>
+            <w:rStyle w:val="Hyperlien"/>
             <w:rFonts w:ascii="Times New Roman" w:eastAsia="Times New Roman" w:hAnsi="Times New Roman" w:cs="Times New Roman"/>
             <w:lang w:eastAsia="fr-CA"/>
           </w:rPr>
@@ -3759,7 +3725,7 @@
       <w:hyperlink r:id="rId24" w:history="1">
         <w:r>
           <w:rPr>
-            <w:rStyle w:val="Hyperlink"/>
+            <w:rStyle w:val="Hyperlien"/>
             <w:rFonts w:ascii="Times New Roman" w:eastAsia="Times New Roman" w:hAnsi="Times New Roman" w:cs="Times New Roman"/>
             <w:lang w:eastAsia="fr-CA"/>
           </w:rPr>
@@ -3793,7 +3759,7 @@
       <w:hyperlink r:id="rId25" w:history="1">
         <w:r>
           <w:rPr>
-            <w:rStyle w:val="Hyperlink"/>
+            <w:rStyle w:val="Hyperlien"/>
             <w:rFonts w:ascii="Times New Roman" w:eastAsia="Times New Roman" w:hAnsi="Times New Roman" w:cs="Times New Roman"/>
             <w:lang w:eastAsia="fr-CA"/>
           </w:rPr>
@@ -4247,7 +4213,7 @@
     </w:p>
     <w:p>
       <w:pPr>
-        <w:pStyle w:val="ListParagraph"/>
+        <w:pStyle w:val="Paragraphedeliste"/>
         <w:numPr>
           <w:ilvl w:val="0"/>
           <w:numId w:val="14"/>
@@ -4293,7 +4259,7 @@
     </w:p>
     <w:p>
       <w:pPr>
-        <w:pStyle w:val="ListParagraph"/>
+        <w:pStyle w:val="Paragraphedeliste"/>
         <w:numPr>
           <w:ilvl w:val="0"/>
           <w:numId w:val="14"/>
@@ -4323,7 +4289,7 @@
     </w:p>
     <w:p>
       <w:pPr>
-        <w:pStyle w:val="ListParagraph"/>
+        <w:pStyle w:val="Paragraphedeliste"/>
         <w:numPr>
           <w:ilvl w:val="0"/>
           <w:numId w:val="14"/>
@@ -4353,7 +4319,7 @@
     </w:p>
     <w:p>
       <w:pPr>
-        <w:pStyle w:val="ListParagraph"/>
+        <w:pStyle w:val="Paragraphedeliste"/>
         <w:numPr>
           <w:ilvl w:val="0"/>
           <w:numId w:val="14"/>
@@ -4383,7 +4349,7 @@
     </w:p>
     <w:p>
       <w:pPr>
-        <w:pStyle w:val="ListParagraph"/>
+        <w:pStyle w:val="Paragraphedeliste"/>
         <w:numPr>
           <w:ilvl w:val="0"/>
           <w:numId w:val="14"/>
@@ -4413,7 +4379,7 @@
     </w:p>
     <w:p>
       <w:pPr>
-        <w:pStyle w:val="ListParagraph"/>
+        <w:pStyle w:val="Paragraphedeliste"/>
         <w:numPr>
           <w:ilvl w:val="0"/>
           <w:numId w:val="14"/>
@@ -4686,9 +4652,8 @@
           <w:color w:val="000000"/>
           <w:lang w:eastAsia="fr-CA"/>
         </w:rPr>
-        <w:t xml:space="preserve">Is moving forward to tier 2 the right thing for </w:t>
-      </w:r>
-      <w:proofErr w:type="gramStart"/>
+        <w:t>Is moving forward to tier 2 the right thing for you?</w:t>
+      </w:r>
       <w:r>
         <w:rPr>
           <w:rFonts w:ascii="Times New Roman" w:eastAsia="Times New Roman" w:hAnsi="Times New Roman" w:cs="Times New Roman"/>
@@ -4697,19 +4662,8 @@
           <w:color w:val="000000"/>
           <w:lang w:eastAsia="fr-CA"/>
         </w:rPr>
-        <w:t>you?</w:t>
-      </w:r>
-      <w:r>
-        <w:rPr>
-          <w:rFonts w:ascii="Times New Roman" w:eastAsia="Times New Roman" w:hAnsi="Times New Roman" w:cs="Times New Roman"/>
-          <w:b/>
-          <w:bCs/>
-          <w:color w:val="000000"/>
-          <w:lang w:eastAsia="fr-CA"/>
-        </w:rPr>
         <w:t>:</w:t>
       </w:r>
-      <w:proofErr w:type="gramEnd"/>
       <w:r>
         <w:rPr>
           <w:rFonts w:ascii="Times New Roman" w:eastAsia="Times New Roman" w:hAnsi="Times New Roman" w:cs="Times New Roman"/>
@@ -5096,7 +5050,7 @@
       <w:hyperlink r:id="rId26" w:anchor="Uploading-Files-to-a-Dataset" w:history="1">
         <w:r>
           <w:rPr>
-            <w:rStyle w:val="Hyperlink"/>
+            <w:rStyle w:val="Hyperlien"/>
             <w:rFonts w:ascii="Times New Roman" w:eastAsia="Times New Roman" w:hAnsi="Times New Roman" w:cs="Times New Roman"/>
             <w:lang w:eastAsia="fr-CA"/>
           </w:rPr>
@@ -5332,7 +5286,7 @@
                         <w:txbxContent>
                           <w:p>
                             <w:pPr>
-                              <w:pStyle w:val="Caption"/>
+                              <w:pStyle w:val="Lgende"/>
                               <w:rPr>
                                 <w:rFonts w:ascii="Times New Roman" w:eastAsia="Times New Roman" w:hAnsi="Times New Roman" w:cs="Times New Roman"/>
                                 <w:noProof/>
@@ -5503,7 +5457,7 @@
       <w:hyperlink r:id="rId28" w:anchor="Tabular-Ingest" w:history="1">
         <w:r>
           <w:rPr>
-            <w:rStyle w:val="Hyperlink"/>
+            <w:rStyle w:val="Hyperlien"/>
             <w:rFonts w:ascii="Times New Roman" w:eastAsia="Times New Roman" w:hAnsi="Times New Roman" w:cs="Times New Roman"/>
             <w:lang w:eastAsia="fr-CA"/>
           </w:rPr>
@@ -5524,25 +5478,7 @@
           <w:color w:val="000000"/>
           <w:lang w:eastAsia="fr-CA"/>
         </w:rPr>
-        <w:t>.sav, .</w:t>
-      </w:r>
-      <w:proofErr w:type="spellStart"/>
-      <w:r>
-        <w:rPr>
-          <w:rFonts w:ascii="Times New Roman" w:eastAsia="Times New Roman" w:hAnsi="Times New Roman" w:cs="Times New Roman"/>
-          <w:color w:val="000000"/>
-          <w:lang w:eastAsia="fr-CA"/>
-        </w:rPr>
-        <w:t>dta</w:t>
-      </w:r>
-      <w:proofErr w:type="spellEnd"/>
-      <w:r>
-        <w:rPr>
-          <w:rFonts w:ascii="Times New Roman" w:eastAsia="Times New Roman" w:hAnsi="Times New Roman" w:cs="Times New Roman"/>
-          <w:color w:val="000000"/>
-          <w:lang w:eastAsia="fr-CA"/>
-        </w:rPr>
-        <w:t>, etc.</w:t>
+        <w:t>.sav, .dta, etc.</w:t>
       </w:r>
       <w:r>
         <w:rPr>
@@ -5767,7 +5703,7 @@
     </w:p>
     <w:p>
       <w:pPr>
-        <w:pStyle w:val="ListParagraph"/>
+        <w:pStyle w:val="Paragraphedeliste"/>
         <w:numPr>
           <w:ilvl w:val="0"/>
           <w:numId w:val="16"/>
@@ -5789,7 +5725,7 @@
     </w:p>
     <w:p>
       <w:pPr>
-        <w:pStyle w:val="ListParagraph"/>
+        <w:pStyle w:val="Paragraphedeliste"/>
         <w:numPr>
           <w:ilvl w:val="0"/>
           <w:numId w:val="16"/>
@@ -5860,7 +5796,7 @@
                         <w:txbxContent>
                           <w:p>
                             <w:pPr>
-                              <w:pStyle w:val="Caption"/>
+                              <w:pStyle w:val="Lgende"/>
                               <w:rPr>
                                 <w:rFonts w:ascii="Times New Roman" w:eastAsia="Times New Roman" w:hAnsi="Times New Roman" w:cs="Times New Roman"/>
                                 <w:noProof/>
@@ -6189,7 +6125,7 @@
       <w:hyperlink r:id="rId30" w:history="1">
         <w:r>
           <w:rPr>
-            <w:rStyle w:val="Hyperlink"/>
+            <w:rStyle w:val="Hyperlien"/>
             <w:rFonts w:ascii="Times New Roman" w:eastAsia="Times New Roman" w:hAnsi="Times New Roman" w:cs="Times New Roman"/>
             <w:lang w:eastAsia="fr-CA"/>
           </w:rPr>
@@ -6248,7 +6184,7 @@
       <w:hyperlink r:id="rId31" w:history="1">
         <w:r>
           <w:rPr>
-            <w:rStyle w:val="Hyperlink"/>
+            <w:rStyle w:val="Hyperlien"/>
             <w:rFonts w:ascii="Times New Roman" w:eastAsia="Times New Roman" w:hAnsi="Times New Roman" w:cs="Times New Roman"/>
             <w:lang w:eastAsia="fr-CA"/>
           </w:rPr>
@@ -6306,7 +6242,7 @@
                         <w:txbxContent>
                           <w:p>
                             <w:pPr>
-                              <w:pStyle w:val="Caption"/>
+                              <w:pStyle w:val="Lgende"/>
                               <w:rPr>
                                 <w:rFonts w:ascii="Times New Roman" w:eastAsia="Times New Roman" w:hAnsi="Times New Roman" w:cs="Times New Roman"/>
                                 <w:color w:val="000000"/>
@@ -6695,11 +6631,11 @@
   <w:footnote w:id="1">
     <w:p>
       <w:pPr>
-        <w:pStyle w:val="FootnoteText"/>
-      </w:pPr>
-      <w:r>
-        <w:rPr>
-          <w:rStyle w:val="FootnoteReference"/>
+        <w:pStyle w:val="Notedebasdepage"/>
+      </w:pPr>
+      <w:r>
+        <w:rPr>
+          <w:rStyle w:val="Appelnotedebasdep"/>
         </w:rPr>
         <w:footnoteRef/>
       </w:r>
@@ -6719,11 +6655,11 @@
   <w:footnote w:id="2">
     <w:p>
       <w:pPr>
-        <w:pStyle w:val="FootnoteText"/>
-      </w:pPr>
-      <w:r>
-        <w:rPr>
-          <w:rStyle w:val="FootnoteReference"/>
+        <w:pStyle w:val="Notedebasdepage"/>
+      </w:pPr>
+      <w:r>
+        <w:rPr>
+          <w:rStyle w:val="Appelnotedebasdep"/>
         </w:rPr>
         <w:footnoteRef/>
       </w:r>
@@ -6736,7 +6672,7 @@
       <w:hyperlink r:id="rId1" w:history="1">
         <w:r>
           <w:rPr>
-            <w:rStyle w:val="Hyperlink"/>
+            <w:rStyle w:val="Hyperlien"/>
           </w:rPr>
           <w:t>https://science.ised-isde.canada.ca/site/science/en/interagency-research-funding/policies-and-guidelines/research-data-management/tri-agency-statement-principles-digital-data-management</w:t>
         </w:r>
@@ -9167,11 +9103,11 @@
       <w:lang w:val="en-CA"/>
     </w:rPr>
   </w:style>
-  <w:style w:type="paragraph" w:styleId="Heading1">
+  <w:style w:type="paragraph" w:styleId="Titre1">
     <w:name w:val="heading 1"/>
     <w:basedOn w:val="Normal"/>
     <w:next w:val="Normal"/>
-    <w:link w:val="Heading1Char"/>
+    <w:link w:val="Titre1Car"/>
     <w:uiPriority w:val="9"/>
     <w:qFormat/>
     <w:rsid w:val="00AE791F"/>
@@ -9188,11 +9124,11 @@
       <w:szCs w:val="40"/>
     </w:rPr>
   </w:style>
-  <w:style w:type="paragraph" w:styleId="Heading2">
+  <w:style w:type="paragraph" w:styleId="Titre2">
     <w:name w:val="heading 2"/>
     <w:basedOn w:val="Normal"/>
     <w:next w:val="Normal"/>
-    <w:link w:val="Heading2Char"/>
+    <w:link w:val="Titre2Car"/>
     <w:uiPriority w:val="9"/>
     <w:unhideWhenUsed/>
     <w:qFormat/>
@@ -9210,11 +9146,11 @@
       <w:szCs w:val="32"/>
     </w:rPr>
   </w:style>
-  <w:style w:type="paragraph" w:styleId="Heading3">
+  <w:style w:type="paragraph" w:styleId="Titre3">
     <w:name w:val="heading 3"/>
     <w:basedOn w:val="Normal"/>
     <w:next w:val="Normal"/>
-    <w:link w:val="Heading3Char"/>
+    <w:link w:val="Titre3Car"/>
     <w:uiPriority w:val="9"/>
     <w:unhideWhenUsed/>
     <w:qFormat/>
@@ -9232,11 +9168,11 @@
       <w:szCs w:val="28"/>
     </w:rPr>
   </w:style>
-  <w:style w:type="paragraph" w:styleId="Heading4">
+  <w:style w:type="paragraph" w:styleId="Titre4">
     <w:name w:val="heading 4"/>
     <w:basedOn w:val="Normal"/>
     <w:next w:val="Normal"/>
-    <w:link w:val="Heading4Char"/>
+    <w:link w:val="Titre4Car"/>
     <w:uiPriority w:val="9"/>
     <w:semiHidden/>
     <w:unhideWhenUsed/>
@@ -9255,11 +9191,11 @@
       <w:color w:val="2F5496" w:themeColor="accent1" w:themeShade="BF"/>
     </w:rPr>
   </w:style>
-  <w:style w:type="paragraph" w:styleId="Heading5">
+  <w:style w:type="paragraph" w:styleId="Titre5">
     <w:name w:val="heading 5"/>
     <w:basedOn w:val="Normal"/>
     <w:next w:val="Normal"/>
-    <w:link w:val="Heading5Char"/>
+    <w:link w:val="Titre5Car"/>
     <w:uiPriority w:val="9"/>
     <w:semiHidden/>
     <w:unhideWhenUsed/>
@@ -9276,11 +9212,11 @@
       <w:color w:val="2F5496" w:themeColor="accent1" w:themeShade="BF"/>
     </w:rPr>
   </w:style>
-  <w:style w:type="paragraph" w:styleId="Heading6">
+  <w:style w:type="paragraph" w:styleId="Titre6">
     <w:name w:val="heading 6"/>
     <w:basedOn w:val="Normal"/>
     <w:next w:val="Normal"/>
-    <w:link w:val="Heading6Char"/>
+    <w:link w:val="Titre6Car"/>
     <w:uiPriority w:val="9"/>
     <w:semiHidden/>
     <w:unhideWhenUsed/>
@@ -9299,11 +9235,11 @@
       <w:color w:val="595959" w:themeColor="text1" w:themeTint="A6"/>
     </w:rPr>
   </w:style>
-  <w:style w:type="paragraph" w:styleId="Heading7">
+  <w:style w:type="paragraph" w:styleId="Titre7">
     <w:name w:val="heading 7"/>
     <w:basedOn w:val="Normal"/>
     <w:next w:val="Normal"/>
-    <w:link w:val="Heading7Char"/>
+    <w:link w:val="Titre7Car"/>
     <w:uiPriority w:val="9"/>
     <w:semiHidden/>
     <w:unhideWhenUsed/>
@@ -9320,11 +9256,11 @@
       <w:color w:val="595959" w:themeColor="text1" w:themeTint="A6"/>
     </w:rPr>
   </w:style>
-  <w:style w:type="paragraph" w:styleId="Heading8">
+  <w:style w:type="paragraph" w:styleId="Titre8">
     <w:name w:val="heading 8"/>
     <w:basedOn w:val="Normal"/>
     <w:next w:val="Normal"/>
-    <w:link w:val="Heading8Char"/>
+    <w:link w:val="Titre8Car"/>
     <w:uiPriority w:val="9"/>
     <w:semiHidden/>
     <w:unhideWhenUsed/>
@@ -9342,11 +9278,11 @@
       <w:color w:val="272727" w:themeColor="text1" w:themeTint="D8"/>
     </w:rPr>
   </w:style>
-  <w:style w:type="paragraph" w:styleId="Heading9">
+  <w:style w:type="paragraph" w:styleId="Titre9">
     <w:name w:val="heading 9"/>
     <w:basedOn w:val="Normal"/>
     <w:next w:val="Normal"/>
-    <w:link w:val="Heading9Char"/>
+    <w:link w:val="Titre9Car"/>
     <w:uiPriority w:val="9"/>
     <w:semiHidden/>
     <w:unhideWhenUsed/>
@@ -9362,13 +9298,13 @@
       <w:color w:val="272727" w:themeColor="text1" w:themeTint="D8"/>
     </w:rPr>
   </w:style>
-  <w:style w:type="character" w:default="1" w:styleId="DefaultParagraphFont">
+  <w:style w:type="character" w:default="1" w:styleId="Policepardfaut">
     <w:name w:val="Default Paragraph Font"/>
     <w:uiPriority w:val="1"/>
     <w:semiHidden/>
     <w:unhideWhenUsed/>
   </w:style>
-  <w:style w:type="table" w:default="1" w:styleId="TableNormal">
+  <w:style w:type="table" w:default="1" w:styleId="TableauNormal">
     <w:name w:val="Normal Table"/>
     <w:uiPriority w:val="99"/>
     <w:semiHidden/>
@@ -9383,16 +9319,16 @@
       </w:tblCellMar>
     </w:tblPr>
   </w:style>
-  <w:style w:type="numbering" w:default="1" w:styleId="NoList">
+  <w:style w:type="numbering" w:default="1" w:styleId="Aucuneliste">
     <w:name w:val="No List"/>
     <w:uiPriority w:val="99"/>
     <w:semiHidden/>
     <w:unhideWhenUsed/>
   </w:style>
-  <w:style w:type="character" w:customStyle="1" w:styleId="Heading1Char">
-    <w:name w:val="Heading 1 Char"/>
-    <w:basedOn w:val="DefaultParagraphFont"/>
-    <w:link w:val="Heading1"/>
+  <w:style w:type="character" w:customStyle="1" w:styleId="Titre1Car">
+    <w:name w:val="Titre 1 Car"/>
+    <w:basedOn w:val="Policepardfaut"/>
+    <w:link w:val="Titre1"/>
     <w:uiPriority w:val="9"/>
     <w:rsid w:val="00AE791F"/>
     <w:rPr>
@@ -9403,10 +9339,10 @@
       <w:lang w:val="en-CA"/>
     </w:rPr>
   </w:style>
-  <w:style w:type="character" w:customStyle="1" w:styleId="Heading2Char">
-    <w:name w:val="Heading 2 Char"/>
-    <w:basedOn w:val="DefaultParagraphFont"/>
-    <w:link w:val="Heading2"/>
+  <w:style w:type="character" w:customStyle="1" w:styleId="Titre2Car">
+    <w:name w:val="Titre 2 Car"/>
+    <w:basedOn w:val="Policepardfaut"/>
+    <w:link w:val="Titre2"/>
     <w:uiPriority w:val="9"/>
     <w:rsid w:val="00AE791F"/>
     <w:rPr>
@@ -9417,10 +9353,10 @@
       <w:lang w:val="en-CA"/>
     </w:rPr>
   </w:style>
-  <w:style w:type="character" w:customStyle="1" w:styleId="Heading3Char">
-    <w:name w:val="Heading 3 Char"/>
-    <w:basedOn w:val="DefaultParagraphFont"/>
-    <w:link w:val="Heading3"/>
+  <w:style w:type="character" w:customStyle="1" w:styleId="Titre3Car">
+    <w:name w:val="Titre 3 Car"/>
+    <w:basedOn w:val="Policepardfaut"/>
+    <w:link w:val="Titre3"/>
     <w:uiPriority w:val="9"/>
     <w:rsid w:val="00AE791F"/>
     <w:rPr>
@@ -9431,10 +9367,10 @@
       <w:lang w:val="en-CA"/>
     </w:rPr>
   </w:style>
-  <w:style w:type="character" w:customStyle="1" w:styleId="Heading4Char">
-    <w:name w:val="Heading 4 Char"/>
-    <w:basedOn w:val="DefaultParagraphFont"/>
-    <w:link w:val="Heading4"/>
+  <w:style w:type="character" w:customStyle="1" w:styleId="Titre4Car">
+    <w:name w:val="Titre 4 Car"/>
+    <w:basedOn w:val="Policepardfaut"/>
+    <w:link w:val="Titre4"/>
     <w:uiPriority w:val="9"/>
     <w:semiHidden/>
     <w:rsid w:val="00AE791F"/>
@@ -9446,10 +9382,10 @@
       <w:lang w:val="en-CA"/>
     </w:rPr>
   </w:style>
-  <w:style w:type="character" w:customStyle="1" w:styleId="Heading5Char">
-    <w:name w:val="Heading 5 Char"/>
-    <w:basedOn w:val="DefaultParagraphFont"/>
-    <w:link w:val="Heading5"/>
+  <w:style w:type="character" w:customStyle="1" w:styleId="Titre5Car">
+    <w:name w:val="Titre 5 Car"/>
+    <w:basedOn w:val="Policepardfaut"/>
+    <w:link w:val="Titre5"/>
     <w:uiPriority w:val="9"/>
     <w:semiHidden/>
     <w:rsid w:val="00AE791F"/>
@@ -9459,10 +9395,10 @@
       <w:lang w:val="en-CA"/>
     </w:rPr>
   </w:style>
-  <w:style w:type="character" w:customStyle="1" w:styleId="Heading6Char">
-    <w:name w:val="Heading 6 Char"/>
-    <w:basedOn w:val="DefaultParagraphFont"/>
-    <w:link w:val="Heading6"/>
+  <w:style w:type="character" w:customStyle="1" w:styleId="Titre6Car">
+    <w:name w:val="Titre 6 Car"/>
+    <w:basedOn w:val="Policepardfaut"/>
+    <w:link w:val="Titre6"/>
     <w:uiPriority w:val="9"/>
     <w:semiHidden/>
     <w:rsid w:val="00AE791F"/>
@@ -9474,10 +9410,10 @@
       <w:lang w:val="en-CA"/>
     </w:rPr>
   </w:style>
-  <w:style w:type="character" w:customStyle="1" w:styleId="Heading7Char">
-    <w:name w:val="Heading 7 Char"/>
-    <w:basedOn w:val="DefaultParagraphFont"/>
-    <w:link w:val="Heading7"/>
+  <w:style w:type="character" w:customStyle="1" w:styleId="Titre7Car">
+    <w:name w:val="Titre 7 Car"/>
+    <w:basedOn w:val="Policepardfaut"/>
+    <w:link w:val="Titre7"/>
     <w:uiPriority w:val="9"/>
     <w:semiHidden/>
     <w:rsid w:val="00AE791F"/>
@@ -9487,10 +9423,10 @@
       <w:lang w:val="en-CA"/>
     </w:rPr>
   </w:style>
-  <w:style w:type="character" w:customStyle="1" w:styleId="Heading8Char">
-    <w:name w:val="Heading 8 Char"/>
-    <w:basedOn w:val="DefaultParagraphFont"/>
-    <w:link w:val="Heading8"/>
+  <w:style w:type="character" w:customStyle="1" w:styleId="Titre8Car">
+    <w:name w:val="Titre 8 Car"/>
+    <w:basedOn w:val="Policepardfaut"/>
+    <w:link w:val="Titre8"/>
     <w:uiPriority w:val="9"/>
     <w:semiHidden/>
     <w:rsid w:val="00AE791F"/>
@@ -9502,10 +9438,10 @@
       <w:lang w:val="en-CA"/>
     </w:rPr>
   </w:style>
-  <w:style w:type="character" w:customStyle="1" w:styleId="Heading9Char">
-    <w:name w:val="Heading 9 Char"/>
-    <w:basedOn w:val="DefaultParagraphFont"/>
-    <w:link w:val="Heading9"/>
+  <w:style w:type="character" w:customStyle="1" w:styleId="Titre9Car">
+    <w:name w:val="Titre 9 Car"/>
+    <w:basedOn w:val="Policepardfaut"/>
+    <w:link w:val="Titre9"/>
     <w:uiPriority w:val="9"/>
     <w:semiHidden/>
     <w:rsid w:val="00AE791F"/>
@@ -9515,11 +9451,11 @@
       <w:lang w:val="en-CA"/>
     </w:rPr>
   </w:style>
-  <w:style w:type="paragraph" w:styleId="Title">
+  <w:style w:type="paragraph" w:styleId="Titre">
     <w:name w:val="Title"/>
     <w:basedOn w:val="Normal"/>
     <w:next w:val="Normal"/>
-    <w:link w:val="TitleChar"/>
+    <w:link w:val="TitreCar"/>
     <w:uiPriority w:val="10"/>
     <w:qFormat/>
     <w:rsid w:val="00AE791F"/>
@@ -9535,10 +9471,10 @@
       <w:szCs w:val="56"/>
     </w:rPr>
   </w:style>
-  <w:style w:type="character" w:customStyle="1" w:styleId="TitleChar">
-    <w:name w:val="Title Char"/>
-    <w:basedOn w:val="DefaultParagraphFont"/>
-    <w:link w:val="Title"/>
+  <w:style w:type="character" w:customStyle="1" w:styleId="TitreCar">
+    <w:name w:val="Titre Car"/>
+    <w:basedOn w:val="Policepardfaut"/>
+    <w:link w:val="Titre"/>
     <w:uiPriority w:val="10"/>
     <w:rsid w:val="00AE791F"/>
     <w:rPr>
@@ -9550,11 +9486,11 @@
       <w:lang w:val="en-CA"/>
     </w:rPr>
   </w:style>
-  <w:style w:type="paragraph" w:styleId="Subtitle">
+  <w:style w:type="paragraph" w:styleId="Sous-titre">
     <w:name w:val="Subtitle"/>
     <w:basedOn w:val="Normal"/>
     <w:next w:val="Normal"/>
-    <w:link w:val="SubtitleChar"/>
+    <w:link w:val="Sous-titreCar"/>
     <w:uiPriority w:val="11"/>
     <w:qFormat/>
     <w:rsid w:val="00AE791F"/>
@@ -9572,10 +9508,10 @@
       <w:szCs w:val="28"/>
     </w:rPr>
   </w:style>
-  <w:style w:type="character" w:customStyle="1" w:styleId="SubtitleChar">
-    <w:name w:val="Subtitle Char"/>
-    <w:basedOn w:val="DefaultParagraphFont"/>
-    <w:link w:val="Subtitle"/>
+  <w:style w:type="character" w:customStyle="1" w:styleId="Sous-titreCar">
+    <w:name w:val="Sous-titre Car"/>
+    <w:basedOn w:val="Policepardfaut"/>
+    <w:link w:val="Sous-titre"/>
     <w:uiPriority w:val="11"/>
     <w:rsid w:val="00AE791F"/>
     <w:rPr>
@@ -9587,11 +9523,11 @@
       <w:lang w:val="en-CA"/>
     </w:rPr>
   </w:style>
-  <w:style w:type="paragraph" w:styleId="Quote">
+  <w:style w:type="paragraph" w:styleId="Citation">
     <w:name w:val="Quote"/>
     <w:basedOn w:val="Normal"/>
     <w:next w:val="Normal"/>
-    <w:link w:val="QuoteChar"/>
+    <w:link w:val="CitationCar"/>
     <w:uiPriority w:val="29"/>
     <w:qFormat/>
     <w:rsid w:val="00AE791F"/>
@@ -9605,10 +9541,10 @@
       <w:color w:val="404040" w:themeColor="text1" w:themeTint="BF"/>
     </w:rPr>
   </w:style>
-  <w:style w:type="character" w:customStyle="1" w:styleId="QuoteChar">
-    <w:name w:val="Quote Char"/>
-    <w:basedOn w:val="DefaultParagraphFont"/>
-    <w:link w:val="Quote"/>
+  <w:style w:type="character" w:customStyle="1" w:styleId="CitationCar">
+    <w:name w:val="Citation Car"/>
+    <w:basedOn w:val="Policepardfaut"/>
+    <w:link w:val="Citation"/>
     <w:uiPriority w:val="29"/>
     <w:rsid w:val="00AE791F"/>
     <w:rPr>
@@ -9618,7 +9554,7 @@
       <w:lang w:val="en-CA"/>
     </w:rPr>
   </w:style>
-  <w:style w:type="paragraph" w:styleId="ListParagraph">
+  <w:style w:type="paragraph" w:styleId="Paragraphedeliste">
     <w:name w:val="List Paragraph"/>
     <w:basedOn w:val="Normal"/>
     <w:uiPriority w:val="34"/>
@@ -9629,9 +9565,9 @@
       <w:contextualSpacing/>
     </w:pPr>
   </w:style>
-  <w:style w:type="character" w:styleId="IntenseEmphasis">
+  <w:style w:type="character" w:styleId="Accentuationintense">
     <w:name w:val="Intense Emphasis"/>
-    <w:basedOn w:val="DefaultParagraphFont"/>
+    <w:basedOn w:val="Policepardfaut"/>
     <w:uiPriority w:val="21"/>
     <w:qFormat/>
     <w:rsid w:val="00AE791F"/>
@@ -9641,11 +9577,11 @@
       <w:color w:val="2F5496" w:themeColor="accent1" w:themeShade="BF"/>
     </w:rPr>
   </w:style>
-  <w:style w:type="paragraph" w:styleId="IntenseQuote">
+  <w:style w:type="paragraph" w:styleId="Citationintense">
     <w:name w:val="Intense Quote"/>
     <w:basedOn w:val="Normal"/>
     <w:next w:val="Normal"/>
-    <w:link w:val="IntenseQuoteChar"/>
+    <w:link w:val="CitationintenseCar"/>
     <w:uiPriority w:val="30"/>
     <w:qFormat/>
     <w:rsid w:val="00AE791F"/>
@@ -9664,10 +9600,10 @@
       <w:color w:val="2F5496" w:themeColor="accent1" w:themeShade="BF"/>
     </w:rPr>
   </w:style>
-  <w:style w:type="character" w:customStyle="1" w:styleId="IntenseQuoteChar">
-    <w:name w:val="Intense Quote Char"/>
-    <w:basedOn w:val="DefaultParagraphFont"/>
-    <w:link w:val="IntenseQuote"/>
+  <w:style w:type="character" w:customStyle="1" w:styleId="CitationintenseCar">
+    <w:name w:val="Citation intense Car"/>
+    <w:basedOn w:val="Policepardfaut"/>
+    <w:link w:val="Citationintense"/>
     <w:uiPriority w:val="30"/>
     <w:rsid w:val="00AE791F"/>
     <w:rPr>
@@ -9677,9 +9613,9 @@
       <w:lang w:val="en-CA"/>
     </w:rPr>
   </w:style>
-  <w:style w:type="character" w:styleId="IntenseReference">
+  <w:style w:type="character" w:styleId="Rfrenceintense">
     <w:name w:val="Intense Reference"/>
-    <w:basedOn w:val="DefaultParagraphFont"/>
+    <w:basedOn w:val="Policepardfaut"/>
     <w:uiPriority w:val="32"/>
     <w:qFormat/>
     <w:rsid w:val="00AE791F"/>
@@ -9706,10 +9642,10 @@
       <w:lang w:val="fr-CA" w:eastAsia="fr-CA"/>
     </w:rPr>
   </w:style>
-  <w:style w:type="paragraph" w:styleId="Header">
+  <w:style w:type="paragraph" w:styleId="En-tte">
     <w:name w:val="header"/>
     <w:basedOn w:val="Normal"/>
-    <w:link w:val="HeaderChar"/>
+    <w:link w:val="En-tteCar"/>
     <w:uiPriority w:val="99"/>
     <w:unhideWhenUsed/>
     <w:rsid w:val="00CF62BA"/>
@@ -9720,20 +9656,20 @@
       </w:tabs>
     </w:pPr>
   </w:style>
-  <w:style w:type="character" w:customStyle="1" w:styleId="HeaderChar">
-    <w:name w:val="Header Char"/>
-    <w:basedOn w:val="DefaultParagraphFont"/>
-    <w:link w:val="Header"/>
+  <w:style w:type="character" w:customStyle="1" w:styleId="En-tteCar">
+    <w:name w:val="En-tête Car"/>
+    <w:basedOn w:val="Policepardfaut"/>
+    <w:link w:val="En-tte"/>
     <w:uiPriority w:val="99"/>
     <w:rsid w:val="00CF62BA"/>
     <w:rPr>
       <w:lang w:val="en-CA"/>
     </w:rPr>
   </w:style>
-  <w:style w:type="paragraph" w:styleId="Footer">
+  <w:style w:type="paragraph" w:styleId="Pieddepage">
     <w:name w:val="footer"/>
     <w:basedOn w:val="Normal"/>
-    <w:link w:val="FooterChar"/>
+    <w:link w:val="PieddepageCar"/>
     <w:uiPriority w:val="99"/>
     <w:unhideWhenUsed/>
     <w:rsid w:val="00CF62BA"/>
@@ -9744,19 +9680,19 @@
       </w:tabs>
     </w:pPr>
   </w:style>
-  <w:style w:type="character" w:customStyle="1" w:styleId="FooterChar">
-    <w:name w:val="Footer Char"/>
-    <w:basedOn w:val="DefaultParagraphFont"/>
-    <w:link w:val="Footer"/>
+  <w:style w:type="character" w:customStyle="1" w:styleId="PieddepageCar">
+    <w:name w:val="Pied de page Car"/>
+    <w:basedOn w:val="Policepardfaut"/>
+    <w:link w:val="Pieddepage"/>
     <w:uiPriority w:val="99"/>
     <w:rsid w:val="00CF62BA"/>
     <w:rPr>
       <w:lang w:val="en-CA"/>
     </w:rPr>
   </w:style>
-  <w:style w:type="character" w:styleId="Hyperlink">
+  <w:style w:type="character" w:styleId="Hyperlien">
     <w:name w:val="Hyperlink"/>
-    <w:basedOn w:val="DefaultParagraphFont"/>
+    <w:basedOn w:val="Policepardfaut"/>
     <w:uiPriority w:val="99"/>
     <w:unhideWhenUsed/>
     <w:rsid w:val="00EB6BAD"/>
@@ -9765,9 +9701,9 @@
       <w:u w:val="single"/>
     </w:rPr>
   </w:style>
-  <w:style w:type="character" w:styleId="UnresolvedMention">
+  <w:style w:type="character" w:styleId="Mentionnonrsolue">
     <w:name w:val="Unresolved Mention"/>
-    <w:basedOn w:val="DefaultParagraphFont"/>
+    <w:basedOn w:val="Policepardfaut"/>
     <w:uiPriority w:val="99"/>
     <w:rsid w:val="00EB6BAD"/>
     <w:rPr>
@@ -9775,9 +9711,9 @@
       <w:shd w:val="clear" w:color="auto" w:fill="E1DFDD"/>
     </w:rPr>
   </w:style>
-  <w:style w:type="character" w:styleId="FollowedHyperlink">
+  <w:style w:type="character" w:styleId="Lienvisit">
     <w:name w:val="FollowedHyperlink"/>
-    <w:basedOn w:val="DefaultParagraphFont"/>
+    <w:basedOn w:val="Policepardfaut"/>
     <w:uiPriority w:val="99"/>
     <w:semiHidden/>
     <w:unhideWhenUsed/>
@@ -9787,9 +9723,9 @@
       <w:u w:val="single"/>
     </w:rPr>
   </w:style>
-  <w:style w:type="character" w:styleId="Emphasis">
+  <w:style w:type="character" w:styleId="Accentuation">
     <w:name w:val="Emphasis"/>
-    <w:basedOn w:val="DefaultParagraphFont"/>
+    <w:basedOn w:val="Policepardfaut"/>
     <w:uiPriority w:val="20"/>
     <w:qFormat/>
     <w:rsid w:val="005728B2"/>
@@ -9800,12 +9736,12 @@
   </w:style>
   <w:style w:type="character" w:customStyle="1" w:styleId="apple-converted-space">
     <w:name w:val="apple-converted-space"/>
-    <w:basedOn w:val="DefaultParagraphFont"/>
+    <w:basedOn w:val="Policepardfaut"/>
     <w:rsid w:val="005728B2"/>
   </w:style>
-  <w:style w:type="character" w:styleId="CommentReference">
+  <w:style w:type="character" w:styleId="Marquedecommentaire">
     <w:name w:val="annotation reference"/>
-    <w:basedOn w:val="DefaultParagraphFont"/>
+    <w:basedOn w:val="Policepardfaut"/>
     <w:uiPriority w:val="99"/>
     <w:semiHidden/>
     <w:unhideWhenUsed/>
@@ -9815,10 +9751,10 @@
       <w:szCs w:val="16"/>
     </w:rPr>
   </w:style>
-  <w:style w:type="paragraph" w:styleId="CommentText">
+  <w:style w:type="paragraph" w:styleId="Commentaire">
     <w:name w:val="annotation text"/>
     <w:basedOn w:val="Normal"/>
-    <w:link w:val="CommentTextChar"/>
+    <w:link w:val="CommentaireCar"/>
     <w:uiPriority w:val="99"/>
     <w:unhideWhenUsed/>
     <w:rsid w:val="00735711"/>
@@ -9827,10 +9763,10 @@
       <w:szCs w:val="20"/>
     </w:rPr>
   </w:style>
-  <w:style w:type="character" w:customStyle="1" w:styleId="CommentTextChar">
-    <w:name w:val="Comment Text Char"/>
-    <w:basedOn w:val="DefaultParagraphFont"/>
-    <w:link w:val="CommentText"/>
+  <w:style w:type="character" w:customStyle="1" w:styleId="CommentaireCar">
+    <w:name w:val="Commentaire Car"/>
+    <w:basedOn w:val="Policepardfaut"/>
+    <w:link w:val="Commentaire"/>
     <w:uiPriority w:val="99"/>
     <w:rsid w:val="00735711"/>
     <w:rPr>
@@ -9839,11 +9775,11 @@
       <w:lang w:val="en-CA"/>
     </w:rPr>
   </w:style>
-  <w:style w:type="paragraph" w:styleId="CommentSubject">
+  <w:style w:type="paragraph" w:styleId="Objetducommentaire">
     <w:name w:val="annotation subject"/>
-    <w:basedOn w:val="CommentText"/>
-    <w:next w:val="CommentText"/>
-    <w:link w:val="CommentSubjectChar"/>
+    <w:basedOn w:val="Commentaire"/>
+    <w:next w:val="Commentaire"/>
+    <w:link w:val="ObjetducommentaireCar"/>
     <w:uiPriority w:val="99"/>
     <w:semiHidden/>
     <w:unhideWhenUsed/>
@@ -9853,10 +9789,10 @@
       <w:bCs/>
     </w:rPr>
   </w:style>
-  <w:style w:type="character" w:customStyle="1" w:styleId="CommentSubjectChar">
-    <w:name w:val="Comment Subject Char"/>
-    <w:basedOn w:val="CommentTextChar"/>
-    <w:link w:val="CommentSubject"/>
+  <w:style w:type="character" w:customStyle="1" w:styleId="ObjetducommentaireCar">
+    <w:name w:val="Objet du commentaire Car"/>
+    <w:basedOn w:val="CommentaireCar"/>
+    <w:link w:val="Objetducommentaire"/>
     <w:uiPriority w:val="99"/>
     <w:semiHidden/>
     <w:rsid w:val="00735711"/>
@@ -9868,7 +9804,7 @@
       <w:lang w:val="en-CA"/>
     </w:rPr>
   </w:style>
-  <w:style w:type="paragraph" w:styleId="Revision">
+  <w:style w:type="paragraph" w:styleId="Rvision">
     <w:name w:val="Revision"/>
     <w:hidden/>
     <w:uiPriority w:val="99"/>
@@ -9878,10 +9814,10 @@
       <w:lang w:val="en-CA"/>
     </w:rPr>
   </w:style>
-  <w:style w:type="paragraph" w:styleId="FootnoteText">
+  <w:style w:type="paragraph" w:styleId="Notedebasdepage">
     <w:name w:val="footnote text"/>
     <w:basedOn w:val="Normal"/>
-    <w:link w:val="FootnoteTextChar"/>
+    <w:link w:val="NotedebasdepageCar"/>
     <w:uiPriority w:val="99"/>
     <w:semiHidden/>
     <w:unhideWhenUsed/>
@@ -9891,10 +9827,10 @@
       <w:szCs w:val="20"/>
     </w:rPr>
   </w:style>
-  <w:style w:type="character" w:customStyle="1" w:styleId="FootnoteTextChar">
-    <w:name w:val="Footnote Text Char"/>
-    <w:basedOn w:val="DefaultParagraphFont"/>
-    <w:link w:val="FootnoteText"/>
+  <w:style w:type="character" w:customStyle="1" w:styleId="NotedebasdepageCar">
+    <w:name w:val="Note de bas de page Car"/>
+    <w:basedOn w:val="Policepardfaut"/>
+    <w:link w:val="Notedebasdepage"/>
     <w:uiPriority w:val="99"/>
     <w:semiHidden/>
     <w:rsid w:val="00271790"/>
@@ -9904,9 +9840,9 @@
       <w:lang w:val="en-CA"/>
     </w:rPr>
   </w:style>
-  <w:style w:type="character" w:styleId="FootnoteReference">
+  <w:style w:type="character" w:styleId="Appelnotedebasdep">
     <w:name w:val="footnote reference"/>
-    <w:basedOn w:val="DefaultParagraphFont"/>
+    <w:basedOn w:val="Policepardfaut"/>
     <w:uiPriority w:val="99"/>
     <w:semiHidden/>
     <w:unhideWhenUsed/>
@@ -9915,7 +9851,7 @@
       <w:vertAlign w:val="superscript"/>
     </w:rPr>
   </w:style>
-  <w:style w:type="paragraph" w:styleId="Caption">
+  <w:style w:type="paragraph" w:styleId="Lgende">
     <w:name w:val="caption"/>
     <w:basedOn w:val="Normal"/>
     <w:next w:val="Normal"/>
